--- a/exe_belly/shablons/letters_shablon.docx
+++ b/exe_belly/shablons/letters_shablon.docx
@@ -79,7 +79,27 @@
           <w:u w:val="single"/>
           <w:lang w:eastAsia="ru-RU"/>
         </w:rPr>
-        <w:t>{{Индекс}}, {{Адрес}</w:t>
+        <w:t>{{Индекс}}, {{Адрес</w:t>
+      </w:r>
+      <w:r>
+        <w:rPr>
+          <w:rFonts w:ascii="Times New Roman" w:eastAsia="Times New Roman" w:hAnsi="Times New Roman" w:cs="Times New Roman"/>
+          <w:sz w:val="28"/>
+          <w:szCs w:val="28"/>
+          <w:u w:val="single"/>
+          <w:lang w:val="en-US" w:eastAsia="ru-RU"/>
+        </w:rPr>
+        <w:t>:addr</w:t>
+      </w:r>
+      <w:r>
+        <w:rPr>
+          <w:rFonts w:ascii="Times New Roman" w:eastAsia="Times New Roman" w:hAnsi="Times New Roman" w:cs="Times New Roman"/>
+          <w:sz w:val="28"/>
+          <w:szCs w:val="28"/>
+          <w:u w:val="single"/>
+          <w:lang w:eastAsia="ru-RU"/>
+        </w:rPr>
+        <w:t>}</w:t>
       </w:r>
       <w:r>
         <w:rPr>
